--- a/webapp/templates/TOTRINH/07_Mau_Van_ban_khac_ban_hanh_kem_Quyet_dinh.docx
+++ b/webapp/templates/TOTRINH/07_Mau_Van_ban_khac_ban_hanh_kem_Quyet_dinh.docx
@@ -519,37 +519,7 @@
         </w:rPr>
       </w:pPr>
       <w:r>
-        <w:rPr>
-          <w:rFonts w:ascii="Times New Roman" w:hAnsi="Times New Roman"/>
-        </w:rPr>
-        <w:t xml:space="preserve">.............................. </w:t>
-      </w:r>
-      <w:r>
-        <w:rPr>
-          <w:rFonts w:ascii="Times New Roman" w:hAnsi="Times New Roman"/>
-          <w:sz w:val="24"/>
-        </w:rPr>
-        <w:t>(</w:t>
-      </w:r>
-      <w:r>
-        <w:rPr>
-          <w:rFonts w:ascii="Times New Roman" w:hAnsi="Times New Roman"/>
-          <w:sz w:val="24"/>
-        </w:rPr>
-        <w:t>3</w:t>
-      </w:r>
-      <w:r>
-        <w:rPr>
-          <w:rFonts w:ascii="Times New Roman" w:hAnsi="Times New Roman"/>
-          <w:sz w:val="24"/>
-        </w:rPr>
-        <w:t xml:space="preserve">) </w:t>
-      </w:r>
-      <w:r>
-        <w:rPr>
-          <w:rFonts w:ascii="Times New Roman" w:hAnsi="Times New Roman"/>
-        </w:rPr>
-        <w:t>.............................</w:t>
+        <w:t>(TITLE)</w:t>
       </w:r>
     </w:p>
     <w:p>
@@ -1477,67 +1447,7 @@
         </w:rPr>
       </w:pPr>
       <w:r>
-        <w:rPr>
-          <w:rFonts w:ascii="Times New Roman" w:hAnsi="Times New Roman"/>
-          <w:sz w:val="22"/>
-        </w:rPr>
-        <w:t>(</w:t>
-      </w:r>
-      <w:r>
-        <w:rPr>
-          <w:rFonts w:ascii="Times New Roman" w:hAnsi="Times New Roman"/>
-          <w:sz w:val="22"/>
-        </w:rPr>
-        <w:t>3</w:t>
-      </w:r>
-      <w:r>
-        <w:rPr>
-          <w:rFonts w:ascii="Times New Roman" w:hAnsi="Times New Roman"/>
-          <w:sz w:val="22"/>
-        </w:rPr>
-        <w:t xml:space="preserve">) Trích yếu nội dung </w:t>
-      </w:r>
-      <w:r>
-        <w:rPr>
-          <w:rFonts w:ascii="Times New Roman" w:hAnsi="Times New Roman"/>
-          <w:sz w:val="22"/>
-        </w:rPr>
-        <w:t>của văn bản</w:t>
-      </w:r>
-      <w:r>
-        <w:rPr>
-          <w:rFonts w:ascii="Times New Roman" w:hAnsi="Times New Roman"/>
-          <w:sz w:val="22"/>
-        </w:rPr>
-        <w:t xml:space="preserve"> (</w:t>
-      </w:r>
-      <w:r>
-        <w:rPr>
-          <w:rFonts w:ascii="Times New Roman" w:hAnsi="Times New Roman"/>
-          <w:sz w:val="22"/>
-        </w:rPr>
-        <w:t>c</w:t>
-      </w:r>
-      <w:r>
-        <w:rPr>
-          <w:rFonts w:ascii="Times New Roman" w:hAnsi="Times New Roman"/>
-          <w:sz w:val="22"/>
-        </w:rPr>
-        <w:t xml:space="preserve">hữ thường, </w:t>
-      </w:r>
-      <w:r>
-        <w:rPr>
-          <w:rFonts w:ascii="Times New Roman" w:hAnsi="Times New Roman"/>
-          <w:sz w:val="22"/>
-        </w:rPr>
-        <w:t>đứng,</w:t>
-      </w:r>
-      <w:r>
-        <w:rPr>
-          <w:rFonts w:ascii="Times New Roman" w:hAnsi="Times New Roman"/>
-          <w:sz w:val="22"/>
-        </w:rPr>
-        <w:t xml:space="preserve"> đậm).</w:t>
+        <w:t>(TITLE)</w:t>
       </w:r>
     </w:p>
     <w:p>
